--- a/Specifikacija projekta (2).docx
+++ b/Specifikacija projekta (2).docx
@@ -20,6 +20,60 @@
           <w:lang w:val="en-US"/>
         </w:rPr>
         <w:t>a</w:t>
+      </w:r>
+      <w:r>
+        <w:rPr>
+          <w:lang w:val="en-US"/>
+        </w:rPr>
+        <w:t xml:space="preserve">  </w:t>
+      </w:r>
+    </w:p>
+    <w:p>
+      <w:pPr>
+        <w:jc w:val="right"/>
+        <w:rPr>
+          <w:lang w:val="en-US"/>
+        </w:rPr>
+      </w:pPr>
+      <w:r>
+        <w:rPr>
+          <w:lang w:val="en-US"/>
+        </w:rPr>
+        <w:drawing>
+          <wp:inline distT="0" distB="0" distL="0" distR="0" wp14:anchorId="6D15C9F8" wp14:editId="05CC89CB">
+            <wp:extent cx="1143000" cy="1017352"/>
+            <wp:effectExtent l="0" t="0" r="0" b="0"/>
+            <wp:docPr id="1662816388" name="Picture 1"/>
+            <wp:cNvGraphicFramePr>
+              <a:graphicFrameLocks xmlns:a="http://schemas.openxmlformats.org/drawingml/2006/main" noChangeAspect="1"/>
+            </wp:cNvGraphicFramePr>
+            <a:graphic xmlns:a="http://schemas.openxmlformats.org/drawingml/2006/main">
+              <a:graphicData uri="http://schemas.openxmlformats.org/drawingml/2006/picture">
+                <pic:pic xmlns:pic="http://schemas.openxmlformats.org/drawingml/2006/picture">
+                  <pic:nvPicPr>
+                    <pic:cNvPr id="1662816388" name=""/>
+                    <pic:cNvPicPr/>
+                  </pic:nvPicPr>
+                  <pic:blipFill>
+                    <a:blip r:embed="rId7"/>
+                    <a:stretch>
+                      <a:fillRect/>
+                    </a:stretch>
+                  </pic:blipFill>
+                  <pic:spPr>
+                    <a:xfrm>
+                      <a:off x="0" y="0"/>
+                      <a:ext cx="1150458" cy="1023991"/>
+                    </a:xfrm>
+                    <a:prstGeom prst="rect">
+                      <a:avLst/>
+                    </a:prstGeom>
+                  </pic:spPr>
+                </pic:pic>
+              </a:graphicData>
+            </a:graphic>
+          </wp:inline>
+        </w:drawing>
       </w:r>
     </w:p>
     <w:p>
@@ -85,6 +139,12 @@
               <w:lang w:val="en-US"/>
             </w:rPr>
             <w:t>Laptopi.etf</w:t>
+          </w:r>
+          <w:r>
+            <w:rPr>
+              <w:lang w:val="en-US"/>
+            </w:rPr>
+            <w:t xml:space="preserve">   </w:t>
           </w:r>
         </w:sdtContent>
       </w:sdt>
@@ -184,7 +244,7 @@
           </w:placeholder>
         </w:sdtPr>
         <w:sdtContent>
-          <w:hyperlink r:id="rId7" w:history="1">
+          <w:hyperlink r:id="rId8" w:history="1">
             <w:r>
               <w:rPr>
                 <w:rStyle w:val="Hyperlink"/>
@@ -714,6 +774,7 @@
           <w:i/>
           <w:lang w:val="en-US"/>
         </w:rPr>
+        <w:lastRenderedPageBreak/>
         <w:t>Neophodno je navesti barem po jednu funkcionalnost svake od različitih vrsta.</w:t>
       </w:r>
     </w:p>
@@ -850,7 +911,6 @@
           <w:b/>
           <w:lang w:val="en-US"/>
         </w:rPr>
-        <w:lastRenderedPageBreak/>
         <w:t>Opis funkcionalnosti:</w:t>
       </w:r>
     </w:p>
@@ -875,14 +935,42 @@
           <w:i/>
           <w:lang w:val="en-US"/>
         </w:rPr>
-        <w:t>Svaki korisnik da bi koristio ovaj sistem treba da ima napravljen svoj profil ili da ga napravi, informacije o pristupnim podatcima ce se cuvati u bazi podataka</w:t>
+        <w:t xml:space="preserve">Svaki korisnik da bi koristio ovaj sistem treba da ima napravljen svoj profil ili da ga napravi, informacije o pristupnim podatcima ce se </w:t>
       </w:r>
       <w:r>
         <w:rPr>
           <w:i/>
-          <w:lang w:val="en-US"/>
-        </w:rPr>
-        <w:t>. Registracija zahtjeva fakultetski mail I sifru.</w:t>
+          <w:lang w:val="hr-HR"/>
+        </w:rPr>
+        <w:t>č</w:t>
+      </w:r>
+      <w:r>
+        <w:rPr>
+          <w:i/>
+          <w:lang w:val="en-US"/>
+        </w:rPr>
+        <w:t>uvati u bazi podataka</w:t>
+      </w:r>
+      <w:r>
+        <w:rPr>
+          <w:i/>
+          <w:lang w:val="en-US"/>
+        </w:rPr>
+        <w:t xml:space="preserve">. Registracija zahtjeva fakultetski mail </w:t>
+      </w:r>
+      <w:r>
+        <w:rPr>
+          <w:i/>
+          <w:lang w:val="en-US"/>
+        </w:rPr>
+        <w:t>i</w:t>
+      </w:r>
+      <w:r>
+        <w:rPr>
+          <w:i/>
+          <w:lang w:val="en-US"/>
+        </w:rPr>
+        <w:t xml:space="preserve"> sifru.</w:t>
       </w:r>
     </w:p>
     <w:p>
@@ -1128,7 +1216,31 @@
             <w:rPr>
               <w:lang w:val="en-US"/>
             </w:rPr>
-            <w:t>Prodavac ima mogucnost da postavi I svoj artikal na prodaju uz detaljan opis, stanje i cijenu</w:t>
+            <w:t>Prodava</w:t>
+          </w:r>
+          <w:r>
+            <w:rPr>
+              <w:lang w:val="en-US"/>
+            </w:rPr>
+            <w:t>č</w:t>
+          </w:r>
+          <w:r>
+            <w:rPr>
+              <w:lang w:val="en-US"/>
+            </w:rPr>
+            <w:t xml:space="preserve"> ima mogucnost da postavi svoj artikal na prodaju</w:t>
+          </w:r>
+          <w:r>
+            <w:rPr>
+              <w:lang w:val="en-US"/>
+            </w:rPr>
+            <w:t xml:space="preserve">. Potrebna je detaljna specifikacija, opis, stanje i opis mogućih limitacija koje dolaze sa uredjajem. Ukoliko ti uslovi nisu ispoštovani, </w:t>
+          </w:r>
+          <w:r>
+            <w:rPr>
+              <w:lang w:val="en-US"/>
+            </w:rPr>
+            <w:t>administrator ili član tehničke podrške može da ukloni artikal.</w:t>
           </w:r>
         </w:sdtContent>
       </w:sdt>
@@ -1489,6 +1601,7 @@
           <w:i/>
           <w:lang w:val="en-US"/>
         </w:rPr>
+        <w:lastRenderedPageBreak/>
         <w:t>Opisati način ostvarivanja funkcionalnosti sa maksimalno pet rečenica.</w:t>
       </w:r>
     </w:p>
@@ -1616,7 +1729,6 @@
           <w:b/>
           <w:lang w:val="en-US"/>
         </w:rPr>
-        <w:lastRenderedPageBreak/>
         <w:t>Vrsta funkcionalnosti:</w:t>
       </w:r>
       <w:r>
@@ -1792,7 +1904,19 @@
             <w:rPr>
               <w:lang w:val="en-US"/>
             </w:rPr>
-            <w:t>Pregled oglasa I sortiranje</w:t>
+            <w:t xml:space="preserve">Pregled oglasa </w:t>
+          </w:r>
+          <w:r>
+            <w:rPr>
+              <w:lang w:val="en-US"/>
+            </w:rPr>
+            <w:t>i</w:t>
+          </w:r>
+          <w:r>
+            <w:rPr>
+              <w:lang w:val="en-US"/>
+            </w:rPr>
+            <w:t xml:space="preserve"> sortiranje</w:t>
           </w:r>
         </w:sdtContent>
       </w:sdt>
@@ -2077,31 +2201,6 @@
     </w:p>
     <w:p>
       <w:pPr>
-        <w:ind w:left="720"/>
-        <w:rPr>
-          <w:lang w:val="en-US"/>
-        </w:rPr>
-      </w:pPr>
-    </w:p>
-    <w:p>
-      <w:pPr>
-        <w:ind w:left="720"/>
-        <w:rPr>
-          <w:i/>
-          <w:lang w:val="en-US"/>
-        </w:rPr>
-      </w:pPr>
-      <w:r>
-        <w:rPr>
-          <w:i/>
-          <w:lang w:val="en-US"/>
-        </w:rPr>
-        <w:t>Opisati način ostvarivanja funkcionalnosti sa maksimalno pet rečenica.</w:t>
-      </w:r>
-    </w:p>
-    <w:p>
-      <w:pPr>
-        <w:ind w:left="720"/>
         <w:rPr>
           <w:lang w:val="en-US"/>
         </w:rPr>
@@ -2141,7 +2240,31 @@
             <w:rPr>
               <w:lang w:val="en-US"/>
             </w:rPr>
-            <w:t>Ova usluga daje korisniku novi pogled u kojem vidi odredjene informacije o korisniku kao sto su ime prezime, broj postavljenih artikala I broj uspjesnih transakcija.</w:t>
+            <w:t xml:space="preserve">Ova usluga daje korisniku novi pogled u kojem vidi odredjene informacije o korisniku kao sto su ime prezime, broj postavljenih artikala </w:t>
+          </w:r>
+          <w:r>
+            <w:rPr>
+              <w:lang w:val="en-US"/>
+            </w:rPr>
+            <w:t>i</w:t>
+          </w:r>
+          <w:r>
+            <w:rPr>
+              <w:lang w:val="en-US"/>
+            </w:rPr>
+            <w:t xml:space="preserve"> broj uspjesnih transakcija.</w:t>
+          </w:r>
+          <w:r>
+            <w:rPr>
+              <w:lang w:val="en-US"/>
+            </w:rPr>
+            <w:t xml:space="preserve"> Nakon svake transakcije, korisnici ce mo</w:t>
+          </w:r>
+          <w:r>
+            <w:rPr>
+              <w:lang w:val="hr-HR"/>
+            </w:rPr>
+            <w:t>ći da ocijene korisnika, čija će ocjena biti prikazana na njihovom profilu.</w:t>
           </w:r>
         </w:sdtContent>
       </w:sdt>
@@ -2192,7 +2315,19 @@
             <w:rPr>
               <w:lang w:val="en-US"/>
             </w:rPr>
-            <w:t>Tehnicka podrska</w:t>
+            <w:t>Tehni</w:t>
+          </w:r>
+          <w:r>
+            <w:rPr>
+              <w:lang w:val="en-US"/>
+            </w:rPr>
+            <w:t>č</w:t>
+          </w:r>
+          <w:r>
+            <w:rPr>
+              <w:lang w:val="en-US"/>
+            </w:rPr>
+            <w:t>ka podrska</w:t>
           </w:r>
         </w:sdtContent>
       </w:sdt>
@@ -2282,30 +2417,6 @@
           <w:lang w:val="en-US"/>
         </w:rPr>
       </w:pPr>
-    </w:p>
-    <w:p>
-      <w:pPr>
-        <w:ind w:left="720"/>
-        <w:rPr>
-          <w:i/>
-          <w:lang w:val="en-US"/>
-        </w:rPr>
-      </w:pPr>
-      <w:r>
-        <w:rPr>
-          <w:i/>
-          <w:lang w:val="en-US"/>
-        </w:rPr>
-        <w:t>Opisati način ostvarivanja funkcionalnosti sa maksimalno pet rečenica.</w:t>
-      </w:r>
-    </w:p>
-    <w:p>
-      <w:pPr>
-        <w:ind w:left="720"/>
-        <w:rPr>
-          <w:lang w:val="en-US"/>
-        </w:rPr>
-      </w:pPr>
       <w:r>
         <w:rPr>
           <w:lang w:val="en-US"/>
@@ -2341,7 +2452,55 @@
             <w:rPr>
               <w:lang w:val="en-US"/>
             </w:rPr>
-            <w:t>Korisnici imaju opciju da preko sistema ukoliko naidju na problem salju mail sa opisanim problemom tehnickoj podrsci sistema.</w:t>
+            <w:t>Korisnici imaju opciju da preko sistema ukoliko nai</w:t>
+          </w:r>
+          <w:r>
+            <w:rPr>
+              <w:lang w:val="en-US"/>
+            </w:rPr>
+            <w:t>đ</w:t>
+          </w:r>
+          <w:r>
+            <w:rPr>
+              <w:lang w:val="en-US"/>
+            </w:rPr>
+            <w:t xml:space="preserve">u na problem </w:t>
+          </w:r>
+          <w:r>
+            <w:rPr>
+              <w:lang w:val="en-US"/>
+            </w:rPr>
+            <w:t>š</w:t>
+          </w:r>
+          <w:r>
+            <w:rPr>
+              <w:lang w:val="en-US"/>
+            </w:rPr>
+            <w:t>alju mail sa opisanim problemom tehni</w:t>
+          </w:r>
+          <w:r>
+            <w:rPr>
+              <w:lang w:val="en-US"/>
+            </w:rPr>
+            <w:t>č</w:t>
+          </w:r>
+          <w:r>
+            <w:rPr>
+              <w:lang w:val="en-US"/>
+            </w:rPr>
+            <w:t>koj podr</w:t>
+          </w:r>
+          <w:r>
+            <w:rPr>
+              <w:lang w:val="en-US"/>
+            </w:rPr>
+            <w:t>šč</w:t>
+          </w:r>
+          <w:r>
+            <w:rPr>
+              <w:lang w:val="en-US"/>
+            </w:rPr>
+            <w:t>i sistema.</w:t>
           </w:r>
         </w:sdtContent>
       </w:sdt>
@@ -2359,12 +2518,6 @@
           <w:lang w:val="en-US"/>
         </w:rPr>
       </w:pPr>
-      <w:r>
-        <w:rPr>
-          <w:lang w:val="en-US"/>
-        </w:rPr>
-        <w:br w:type="page"/>
-      </w:r>
     </w:p>
     <w:p>
       <w:pPr>
@@ -2377,7 +2530,6 @@
         <w:rPr>
           <w:lang w:val="en-US"/>
         </w:rPr>
-        <w:lastRenderedPageBreak/>
         <w:t>Akteri sistema</w:t>
       </w:r>
     </w:p>
@@ -3416,6 +3568,22 @@
     </w:p>
     <w:p>
       <w:pPr>
+        <w:ind w:left="360"/>
+        <w:rPr>
+          <w:lang w:val="en-US"/>
+        </w:rPr>
+      </w:pPr>
+    </w:p>
+    <w:p>
+      <w:pPr>
+        <w:ind w:left="360"/>
+        <w:rPr>
+          <w:lang w:val="en-US"/>
+        </w:rPr>
+      </w:pPr>
+    </w:p>
+    <w:p>
+      <w:pPr>
         <w:pStyle w:val="ListParagraph"/>
         <w:numPr>
           <w:ilvl w:val="0"/>
@@ -3431,6 +3599,7 @@
           <w:b/>
           <w:lang w:val="en-US"/>
         </w:rPr>
+        <w:lastRenderedPageBreak/>
         <w:t xml:space="preserve">Naziv aktera: </w:t>
       </w:r>
       <w:sdt>
@@ -3885,7 +4054,7 @@
       </w:pPr>
     </w:p>
     <w:sectPr>
-      <w:headerReference w:type="default" r:id="rId8"/>
+      <w:headerReference w:type="default" r:id="rId9"/>
       <w:pgSz w:w="12240" w:h="15840"/>
       <w:pgMar w:top="1440" w:right="1440" w:bottom="1440" w:left="1440" w:header="720" w:footer="720" w:gutter="0"/>
       <w:cols w:space="720"/>
@@ -7128,6 +7297,7 @@
   </w:compat>
   <w:rsids>
     <w:rsidRoot w:val="005D05F2"/>
+    <w:rsid w:val="003134D5"/>
     <w:rsid w:val="003868E4"/>
     <w:rsid w:val="00435ED7"/>
     <w:rsid w:val="00457872"/>
@@ -7148,6 +7318,7 @@
     <w:rsid w:val="00CC33B6"/>
     <w:rsid w:val="00D5667C"/>
     <w:rsid w:val="00D754B6"/>
+    <w:rsid w:val="00DB7814"/>
     <w:rsid w:val="00EA7C5C"/>
     <w:rsid w:val="00F90BAC"/>
     <w:rsid w:val="00FC5B1B"/>

--- a/Specifikacija projekta (2).docx
+++ b/Specifikacija projekta (2).docx
@@ -1152,31 +1152,6 @@
     </w:p>
     <w:p>
       <w:pPr>
-        <w:ind w:left="720"/>
-        <w:rPr>
-          <w:lang w:val="en-US"/>
-        </w:rPr>
-      </w:pPr>
-    </w:p>
-    <w:p>
-      <w:pPr>
-        <w:ind w:left="720"/>
-        <w:rPr>
-          <w:i/>
-          <w:lang w:val="en-US"/>
-        </w:rPr>
-      </w:pPr>
-      <w:r>
-        <w:rPr>
-          <w:i/>
-          <w:lang w:val="en-US"/>
-        </w:rPr>
-        <w:t>Opisati način ostvarivanja funkcionalnosti sa maksimalno pet rečenica.</w:t>
-      </w:r>
-    </w:p>
-    <w:p>
-      <w:pPr>
-        <w:ind w:left="720"/>
         <w:rPr>
           <w:lang w:val="en-US"/>
         </w:rPr>
@@ -1376,27 +1351,11 @@
     </w:p>
     <w:p>
       <w:pPr>
-        <w:ind w:left="720"/>
-        <w:rPr>
-          <w:lang w:val="en-US"/>
-        </w:rPr>
-      </w:pPr>
-    </w:p>
-    <w:p>
-      <w:pPr>
-        <w:ind w:left="720"/>
         <w:rPr>
           <w:i/>
           <w:lang w:val="en-US"/>
         </w:rPr>
       </w:pPr>
-      <w:r>
-        <w:rPr>
-          <w:i/>
-          <w:lang w:val="en-US"/>
-        </w:rPr>
-        <w:t>Opisati način ostvarivanja funkcionalnosti sa maksimalno pet rečenica.</w:t>
-      </w:r>
     </w:p>
     <w:p>
       <w:pPr>
@@ -1582,32 +1541,6 @@
     </w:p>
     <w:p>
       <w:pPr>
-        <w:ind w:left="720"/>
-        <w:rPr>
-          <w:lang w:val="en-US"/>
-        </w:rPr>
-      </w:pPr>
-    </w:p>
-    <w:p>
-      <w:pPr>
-        <w:ind w:left="720"/>
-        <w:rPr>
-          <w:i/>
-          <w:lang w:val="en-US"/>
-        </w:rPr>
-      </w:pPr>
-      <w:r>
-        <w:rPr>
-          <w:i/>
-          <w:lang w:val="en-US"/>
-        </w:rPr>
-        <w:lastRenderedPageBreak/>
-        <w:t>Opisati način ostvarivanja funkcionalnosti sa maksimalno pet rečenica.</w:t>
-      </w:r>
-    </w:p>
-    <w:p>
-      <w:pPr>
-        <w:ind w:left="720"/>
         <w:rPr>
           <w:lang w:val="en-US"/>
         </w:rPr>
@@ -1789,31 +1722,6 @@
     </w:p>
     <w:p>
       <w:pPr>
-        <w:ind w:left="720"/>
-        <w:rPr>
-          <w:lang w:val="en-US"/>
-        </w:rPr>
-      </w:pPr>
-    </w:p>
-    <w:p>
-      <w:pPr>
-        <w:ind w:left="720"/>
-        <w:rPr>
-          <w:i/>
-          <w:lang w:val="en-US"/>
-        </w:rPr>
-      </w:pPr>
-      <w:r>
-        <w:rPr>
-          <w:i/>
-          <w:lang w:val="en-US"/>
-        </w:rPr>
-        <w:t>Opisati način ostvarivanja funkcionalnosti sa maksimalno pet rečenica.</w:t>
-      </w:r>
-    </w:p>
-    <w:p>
-      <w:pPr>
-        <w:ind w:left="720"/>
         <w:rPr>
           <w:lang w:val="en-US"/>
         </w:rPr>
@@ -2001,31 +1909,6 @@
     </w:p>
     <w:p>
       <w:pPr>
-        <w:ind w:left="720"/>
-        <w:rPr>
-          <w:lang w:val="en-US"/>
-        </w:rPr>
-      </w:pPr>
-    </w:p>
-    <w:p>
-      <w:pPr>
-        <w:ind w:left="720"/>
-        <w:rPr>
-          <w:i/>
-          <w:lang w:val="en-US"/>
-        </w:rPr>
-      </w:pPr>
-      <w:r>
-        <w:rPr>
-          <w:i/>
-          <w:lang w:val="en-US"/>
-        </w:rPr>
-        <w:t>Opisati način ostvarivanja funkcionalnosti sa maksimalno pet rečenica.</w:t>
-      </w:r>
-    </w:p>
-    <w:p>
-      <w:pPr>
-        <w:ind w:left="720"/>
         <w:rPr>
           <w:lang w:val="en-US"/>
         </w:rPr>
@@ -2066,6 +1949,18 @@
               <w:lang w:val="en-US"/>
             </w:rPr>
             <w:t>Korisnici mogu da uz odredjene filtere pretrazuju koje artikle zele da kupe/iznajme.</w:t>
+          </w:r>
+          <w:r>
+            <w:rPr>
+              <w:lang w:val="en-US"/>
+            </w:rPr>
+            <w:t xml:space="preserve"> Filteri mogu da filtriraju po vremenskom periodu, po cijeni ili po vrsti usluge. </w:t>
+          </w:r>
+          <w:r>
+            <w:rPr>
+              <w:lang w:val="hr-HR"/>
+            </w:rPr>
+            <w:t>Oglasi ce bey filtera biti sortirani po ocjeni korisnika servisa koji je objavio taj oglas.</w:t>
           </w:r>
         </w:sdtContent>
       </w:sdt>
@@ -2536,129 +2431,16 @@
     <w:p>
       <w:pPr>
         <w:rPr>
-          <w:lang w:val="en-US"/>
-        </w:rPr>
-      </w:pPr>
-    </w:p>
-    <w:p>
-      <w:pPr>
-        <w:rPr>
           <w:i/>
           <w:lang w:val="en-US"/>
         </w:rPr>
       </w:pPr>
       <w:r>
         <w:rPr>
-          <w:i/>
-          <w:lang w:val="en-US"/>
-        </w:rPr>
-        <w:t>Potrebno je navesti najmanje tri aktera sistema</w:t>
-      </w:r>
-      <w:r>
-        <w:rPr>
-          <w:i/>
-          <w:lang w:val="en-US"/>
-        </w:rPr>
-        <w:t>.</w:t>
-      </w:r>
-    </w:p>
-    <w:p>
-      <w:pPr>
-        <w:rPr>
-          <w:i/>
-          <w:lang w:val="en-US"/>
-        </w:rPr>
-      </w:pPr>
-      <w:r>
-        <w:rPr>
-          <w:i/>
-          <w:lang w:val="en-US"/>
-        </w:rPr>
-        <w:t>Vrste aktera:</w:t>
-      </w:r>
-    </w:p>
-    <w:p>
-      <w:pPr>
-        <w:pStyle w:val="ListParagraph"/>
-        <w:numPr>
-          <w:ilvl w:val="0"/>
-          <w:numId w:val="11"/>
-        </w:numPr>
-        <w:rPr>
-          <w:i/>
-          <w:lang w:val="en-US"/>
-        </w:rPr>
-      </w:pPr>
-      <w:r>
-        <w:rPr>
-          <w:i/>
-          <w:lang w:val="en-US"/>
-        </w:rPr>
-        <w:t>Korisnik sistema</w:t>
-      </w:r>
-    </w:p>
-    <w:p>
-      <w:pPr>
-        <w:pStyle w:val="ListParagraph"/>
-        <w:numPr>
-          <w:ilvl w:val="0"/>
-          <w:numId w:val="11"/>
-        </w:numPr>
-        <w:rPr>
-          <w:i/>
-          <w:lang w:val="en-US"/>
-        </w:rPr>
-      </w:pPr>
-      <w:r>
-        <w:rPr>
-          <w:i/>
-          <w:lang w:val="en-US"/>
-        </w:rPr>
-        <w:t>Zaposlenik sistema</w:t>
-      </w:r>
-    </w:p>
-    <w:p>
-      <w:pPr>
-        <w:pStyle w:val="ListParagraph"/>
-        <w:numPr>
-          <w:ilvl w:val="0"/>
-          <w:numId w:val="11"/>
-        </w:numPr>
-        <w:rPr>
-          <w:i/>
-          <w:lang w:val="en-US"/>
-        </w:rPr>
-      </w:pPr>
-      <w:r>
-        <w:rPr>
-          <w:i/>
-          <w:lang w:val="en-US"/>
-        </w:rPr>
-        <w:t>Administrator</w:t>
-      </w:r>
-    </w:p>
-    <w:p>
-      <w:pPr>
-        <w:rPr>
-          <w:i/>
-          <w:lang w:val="en-US"/>
-        </w:rPr>
-      </w:pPr>
-      <w:r>
-        <w:rPr>
-          <w:i/>
-          <w:lang w:val="en-US"/>
-        </w:rPr>
-        <w:t>Neophodno je navesti barem po jednog aktera za svaku od različitih vrsta.</w:t>
-      </w:r>
-    </w:p>
-    <w:p>
-      <w:pPr>
-        <w:rPr>
-          <w:i/>
-          <w:lang w:val="en-US"/>
-        </w:rPr>
-      </w:pPr>
+          <w:lang w:val="en-US"/>
+        </w:rPr>
+        <w:br/>
+      </w:r>
     </w:p>
     <w:p>
       <w:pPr>
@@ -2701,6 +2483,7 @@
           <w:b/>
           <w:lang w:val="en-US"/>
         </w:rPr>
+        <w:lastRenderedPageBreak/>
         <w:t xml:space="preserve">Naziv aktera: </w:t>
       </w:r>
       <w:sdt>
@@ -2727,15 +2510,7 @@
     </w:p>
     <w:p>
       <w:pPr>
-        <w:ind w:left="720"/>
-        <w:rPr>
-          <w:lang w:val="en-US"/>
-        </w:rPr>
-      </w:pPr>
-    </w:p>
-    <w:p>
-      <w:pPr>
-        <w:ind w:left="720"/>
+        <w:ind w:firstLine="720"/>
         <w:rPr>
           <w:lang w:val="en-US"/>
         </w:rPr>
@@ -2782,14 +2557,6 @@
     <w:p>
       <w:pPr>
         <w:ind w:left="720"/>
-        <w:rPr>
-          <w:lang w:val="en-US"/>
-        </w:rPr>
-      </w:pPr>
-    </w:p>
-    <w:p>
-      <w:pPr>
-        <w:ind w:left="360" w:firstLine="360"/>
         <w:rPr>
           <w:lang w:val="en-US"/>
         </w:rPr>
@@ -3175,15 +2942,7 @@
     </w:p>
     <w:p>
       <w:pPr>
-        <w:ind w:left="720"/>
-        <w:rPr>
-          <w:lang w:val="en-US"/>
-        </w:rPr>
-      </w:pPr>
-    </w:p>
-    <w:p>
-      <w:pPr>
-        <w:ind w:left="720"/>
+        <w:ind w:firstLine="720"/>
         <w:rPr>
           <w:lang w:val="en-US"/>
         </w:rPr>
@@ -3229,15 +2988,7 @@
     </w:p>
     <w:p>
       <w:pPr>
-        <w:ind w:left="720"/>
-        <w:rPr>
-          <w:lang w:val="en-US"/>
-        </w:rPr>
-      </w:pPr>
-    </w:p>
-    <w:p>
-      <w:pPr>
-        <w:ind w:left="360" w:firstLine="360"/>
+        <w:ind w:firstLine="720"/>
         <w:rPr>
           <w:lang w:val="en-US"/>
         </w:rPr>
@@ -3560,15 +3311,6 @@
     </w:tbl>
     <w:p>
       <w:pPr>
-        <w:ind w:left="360"/>
-        <w:rPr>
-          <w:lang w:val="en-US"/>
-        </w:rPr>
-      </w:pPr>
-    </w:p>
-    <w:p>
-      <w:pPr>
-        <w:ind w:left="360"/>
         <w:rPr>
           <w:lang w:val="en-US"/>
         </w:rPr>
@@ -3599,7 +3341,6 @@
           <w:b/>
           <w:lang w:val="en-US"/>
         </w:rPr>
-        <w:lastRenderedPageBreak/>
         <w:t xml:space="preserve">Naziv aktera: </w:t>
       </w:r>
       <w:sdt>
@@ -3626,15 +3367,7 @@
     </w:p>
     <w:p>
       <w:pPr>
-        <w:ind w:left="720"/>
-        <w:rPr>
-          <w:lang w:val="en-US"/>
-        </w:rPr>
-      </w:pPr>
-    </w:p>
-    <w:p>
-      <w:pPr>
-        <w:ind w:left="720"/>
+        <w:ind w:firstLine="720"/>
         <w:rPr>
           <w:lang w:val="en-US"/>
         </w:rPr>
@@ -3680,15 +3413,7 @@
     </w:p>
     <w:p>
       <w:pPr>
-        <w:ind w:left="720"/>
-        <w:rPr>
-          <w:lang w:val="en-US"/>
-        </w:rPr>
-      </w:pPr>
-    </w:p>
-    <w:p>
-      <w:pPr>
-        <w:ind w:left="360" w:firstLine="360"/>
+        <w:ind w:firstLine="720"/>
         <w:rPr>
           <w:b/>
           <w:lang w:val="en-US"/>
@@ -7297,6 +7022,7 @@
   </w:compat>
   <w:rsids>
     <w:rsidRoot w:val="005D05F2"/>
+    <w:rsid w:val="00073FFE"/>
     <w:rsid w:val="003134D5"/>
     <w:rsid w:val="003868E4"/>
     <w:rsid w:val="00435ED7"/>
@@ -7309,6 +7035,7 @@
     <w:rsid w:val="006559D8"/>
     <w:rsid w:val="006B4DA1"/>
     <w:rsid w:val="007270FF"/>
+    <w:rsid w:val="007F385C"/>
     <w:rsid w:val="00977698"/>
     <w:rsid w:val="009B7E98"/>
     <w:rsid w:val="00A36660"/>
